--- a/public/anexos/08-Licencia/Tipos_de_Licencias_de_Software.docx
+++ b/public/anexos/08-Licencia/Tipos_de_Licencias_de_Software.docx
@@ -236,7 +236,7 @@
           <w:sz w:val="20"/>
           <w:szCs w:val="20"/>
         </w:rPr>
-        <w:t xml:space="preserve">Es la licencia usada de forma provisional en ALMEXA. Similar a MIT en su carácter permisivo, pero añade una concesión explícita de derechos de patente y una cláusula de terminación ante litigios de patentes. Compatible con casi todos los ecosistemas de código abierto.</w:t>
+        <w:t>Es una de las licencias permisivas más utilizadas en el ecosistema de código abierto. Similar a MIT en su carácter permisivo, pero añade una concesión explícita de derechos de patente y una cláusula de terminación ante litigios de patentes. Compatible con casi todos los ecosistemas de código abierto.</w:t>
       </w:r>
     </w:p>
     <w:p>
@@ -1570,7 +1570,7 @@
           <w:sz w:val="20"/>
           <w:szCs w:val="20"/>
         </w:rPr>
-        <w:t xml:space="preserve">La elección depende del objetivo: si se busca máxima difusión y adopción sin obligaciones sobre las versiones derivadas, conviene una licencia permisiva (MIT, Apache 2.0). Si se quiere garantizar que cualquier mejora siga siendo libre, conviene una de copyleft (GPL). Para un proyecto académico como ALMEXA, que busca difusión del conocimiento y posible integración externa, se optó provisionalmente por una licencia permisiva (Apache 2.0), conforme a la documentación de licenciamiento del proyecto.</w:t>
+        <w:t>La elección depende del objetivo: si se busca máxima difusión y adopción sin obligaciones sobre las versiones derivadas, conviene una licencia permisiva (MIT, Apache 2.0). Si se quiere garantizar que cualquier mejora siga siendo libre, conviene una de copyleft (GPL). Para un proyecto académico como ALMEXA, que busca difusión del conocimiento y posible integración externa, se optó provisionalmente por un esquema source-available: la Business Source License 1.1 (BSL 1.1), que comparte el código con uso restringido hasta el Change Date (2030) y luego pasa a GPL v2.0 o posterior, conforme a la documentación de licenciamiento del proyecto.</w:t>
       </w:r>
     </w:p>
     <w:sectPr>
